--- a/docs/build/lakeshore-enterprise-context/source/06_it_systems_architecture/data_platforms.docx
+++ b/docs/build/lakeshore-enterprise-context/source/06_it_systems_architecture/data_platforms.docx
@@ -16,7 +16,7 @@
           <w:color w:val="6B7280"/>
           <w:sz w:val="16"/>
         </w:rPr>
-        <w:t>Lakeshore Holdings · Owner: Liam O'Sullivan · Source: Snowflake · As of: 2026-06-06 · Sensitivity: Internal</w:t>
+        <w:t>Lakeshore Holdings · Owner: Aisha Bello · Source: Snowflake · As of: 2026-06-06 · Sensitivity: Internal</w:t>
       </w:r>
     </w:p>
     <w:p>
@@ -24,12 +24,12 @@
         <w:pStyle w:val="Heading1"/>
       </w:pPr>
       <w:r>
-        <w:t>Overview</w:t>
+        <w:t>Architecture</w:t>
       </w:r>
     </w:p>
     <w:p>
       <w:r>
-        <w:t>Data Platforms landscape for Lakeshore (synthetic).</w:t>
+        <w:t>Lakeshore's analytics platform is a Snowflake medallion (bronze/silver/gold) fed from ADLS gen2 landing, transformed with dbt, governed with RBAC + dynamic masking, and consumed by Power BI, Azure AI Search (tenant-context-v1), and the Postgres context layer. See `data_platform_architecture.svg`.</w:t>
       </w:r>
     </w:p>
     <w:p>
@@ -37,31 +37,224 @@
         <w:pStyle w:val="Heading1"/>
       </w:pPr>
       <w:r>
-        <w:t>Notes</w:t>
+        <w:t>Components</w:t>
+      </w:r>
+    </w:p>
+    <w:tbl>
+      <w:tblPr>
+        <w:tblStyle w:val="LightGrid-Accent1"/>
+        <w:tblW w:type="auto" w:w="0"/>
+        <w:tblLook w:firstColumn="1" w:firstRow="1" w:lastColumn="0" w:lastRow="0" w:noHBand="0" w:noVBand="1" w:val="04A0"/>
+      </w:tblPr>
+      <w:tblGrid>
+        <w:gridCol w:w="2880"/>
+        <w:gridCol w:w="2880"/>
+        <w:gridCol w:w="2880"/>
+      </w:tblGrid>
+      <w:tr>
+        <w:tc>
+          <w:tcPr>
+            <w:tcW w:type="dxa" w:w="2880"/>
+          </w:tcPr>
+          <w:p>
+            <w:r>
+              <w:t>Layer</w:t>
+            </w:r>
+          </w:p>
+        </w:tc>
+        <w:tc>
+          <w:tcPr>
+            <w:tcW w:type="dxa" w:w="2880"/>
+          </w:tcPr>
+          <w:p>
+            <w:r>
+              <w:t>Technology</w:t>
+            </w:r>
+          </w:p>
+        </w:tc>
+        <w:tc>
+          <w:tcPr>
+            <w:tcW w:type="dxa" w:w="2880"/>
+          </w:tcPr>
+          <w:p>
+            <w:r>
+              <w:t>Purpose</w:t>
+            </w:r>
+          </w:p>
+        </w:tc>
+      </w:tr>
+      <w:tr>
+        <w:tc>
+          <w:tcPr>
+            <w:tcW w:type="dxa" w:w="2880"/>
+          </w:tcPr>
+          <w:p>
+            <w:r>
+              <w:t>Landing/Bronze</w:t>
+            </w:r>
+          </w:p>
+        </w:tc>
+        <w:tc>
+          <w:tcPr>
+            <w:tcW w:type="dxa" w:w="2880"/>
+          </w:tcPr>
+          <w:p>
+            <w:r>
+              <w:t>ADLS gen2 + Snowpipe</w:t>
+            </w:r>
+          </w:p>
+        </w:tc>
+        <w:tc>
+          <w:tcPr>
+            <w:tcW w:type="dxa" w:w="2880"/>
+          </w:tcPr>
+          <w:p>
+            <w:r>
+              <w:t>immutable raw ingest</w:t>
+            </w:r>
+          </w:p>
+        </w:tc>
+      </w:tr>
+      <w:tr>
+        <w:tc>
+          <w:tcPr>
+            <w:tcW w:type="dxa" w:w="2880"/>
+          </w:tcPr>
+          <w:p>
+            <w:r>
+              <w:t>Curated/Silver</w:t>
+            </w:r>
+          </w:p>
+        </w:tc>
+        <w:tc>
+          <w:tcPr>
+            <w:tcW w:type="dxa" w:w="2880"/>
+          </w:tcPr>
+          <w:p>
+            <w:r>
+              <w:t>Snowflake + dbt</w:t>
+            </w:r>
+          </w:p>
+        </w:tc>
+        <w:tc>
+          <w:tcPr>
+            <w:tcW w:type="dxa" w:w="2880"/>
+          </w:tcPr>
+          <w:p>
+            <w:r>
+              <w:t>conformed, tested models</w:t>
+            </w:r>
+          </w:p>
+        </w:tc>
+      </w:tr>
+      <w:tr>
+        <w:tc>
+          <w:tcPr>
+            <w:tcW w:type="dxa" w:w="2880"/>
+          </w:tcPr>
+          <w:p>
+            <w:r>
+              <w:t>Present/Gold</w:t>
+            </w:r>
+          </w:p>
+        </w:tc>
+        <w:tc>
+          <w:tcPr>
+            <w:tcW w:type="dxa" w:w="2880"/>
+          </w:tcPr>
+          <w:p>
+            <w:r>
+              <w:t>Snowflake marts</w:t>
+            </w:r>
+          </w:p>
+        </w:tc>
+        <w:tc>
+          <w:tcPr>
+            <w:tcW w:type="dxa" w:w="2880"/>
+          </w:tcPr>
+          <w:p>
+            <w:r>
+              <w:t>domain marts + exposures</w:t>
+            </w:r>
+          </w:p>
+        </w:tc>
+      </w:tr>
+      <w:tr>
+        <w:tc>
+          <w:tcPr>
+            <w:tcW w:type="dxa" w:w="2880"/>
+          </w:tcPr>
+          <w:p>
+            <w:r>
+              <w:t>Semantic</w:t>
+            </w:r>
+          </w:p>
+        </w:tc>
+        <w:tc>
+          <w:tcPr>
+            <w:tcW w:type="dxa" w:w="2880"/>
+          </w:tcPr>
+          <w:p>
+            <w:r>
+              <w:t>dbt metrics</w:t>
+            </w:r>
+          </w:p>
+        </w:tc>
+        <w:tc>
+          <w:tcPr>
+            <w:tcW w:type="dxa" w:w="2880"/>
+          </w:tcPr>
+          <w:p>
+            <w:r>
+              <w:t>certified KPI definitions</w:t>
+            </w:r>
+          </w:p>
+        </w:tc>
+      </w:tr>
+      <w:tr>
+        <w:tc>
+          <w:tcPr>
+            <w:tcW w:type="dxa" w:w="2880"/>
+          </w:tcPr>
+          <w:p>
+            <w:r>
+              <w:t>Serving</w:t>
+            </w:r>
+          </w:p>
+        </w:tc>
+        <w:tc>
+          <w:tcPr>
+            <w:tcW w:type="dxa" w:w="2880"/>
+          </w:tcPr>
+          <w:p>
+            <w:r>
+              <w:t>Power BI / AI Search / Postgres</w:t>
+            </w:r>
+          </w:p>
+        </w:tc>
+        <w:tc>
+          <w:tcPr>
+            <w:tcW w:type="dxa" w:w="2880"/>
+          </w:tcPr>
+          <w:p>
+            <w:r>
+              <w:t>BI + RAG + context</w:t>
+            </w:r>
+          </w:p>
+        </w:tc>
+      </w:tr>
+    </w:tbl>
+    <w:p>
+      <w:pPr>
+        <w:pStyle w:val="Heading1"/>
+      </w:pPr>
+      <w:r>
+        <w:t>Insight</w:t>
       </w:r>
     </w:p>
     <w:p>
-      <w:pPr>
-        <w:pStyle w:val="ListBullet"/>
-      </w:pPr>
       <w:r>
-        <w:t>Integration via middleware</w:t>
-      </w:r>
-    </w:p>
-    <w:p>
-      <w:pPr>
-        <w:pStyle w:val="ListBullet"/>
-      </w:pPr>
-      <w:r>
-        <w:t>Identity federated to Azure AD</w:t>
-      </w:r>
-    </w:p>
-    <w:p>
-      <w:pPr>
-        <w:pStyle w:val="ListBullet"/>
-      </w:pPr>
-      <w:r>
-        <w:t>Data lands in Snowflake</w:t>
+        <w:t>~58% of report effort is manual data prep upstream of certified marts; consolidating onto the semantic layer is the single largest reporting-rationalization lever.</w:t>
       </w:r>
     </w:p>
     <w:sectPr>
